--- a/public/gallery/examples/software-engineer/zh-hant-hk/resume.docx
+++ b/public/gallery/examples/software-engineer/zh-hant-hk/resume.docx
@@ -66,7 +66,7 @@
         </w:rPr>
         <w:t xml:space="preserve">📧 </w:t>
       </w:r>
-      <w:hyperlink w:history="1" r:id="rIdz6d4jilt-a9b-graarskk">
+      <w:hyperlink w:history="1" r:id="rIdxpebuxv6a1te_mmwb8yx0">
         <w:r>
           <w:rPr>
             <w:sz w:val="18"/>
@@ -89,7 +89,7 @@
         </w:rPr>
         <w:t xml:space="preserve">🔗 </w:t>
       </w:r>
-      <w:hyperlink w:history="1" r:id="rIdzgvg7qix9iqmdkwlpb_6u">
+      <w:hyperlink w:history="1" r:id="rIdx-ekapedr3akvsibtnams">
         <w:r>
           <w:rPr>
             <w:sz w:val="18"/>
@@ -124,7 +124,7 @@
         <w:spacing w:after="200" w:line="276"/>
         <w:jc w:val="center"/>
       </w:pPr>
-      <w:hyperlink w:history="1" r:id="rIdsjyr5koj0iuizuowqckhm">
+      <w:hyperlink w:history="1" r:id="rIdroexqqzlpxz3ky_ctij34">
         <w:r>
           <w:rPr>
             <w:sz w:val="18"/>
@@ -140,7 +140,7 @@
         </w:rPr>
         <w:t xml:space="preserve"> • </w:t>
       </w:r>
-      <w:hyperlink w:history="1" r:id="rId7_i9dj1phylejv0pmx1yq">
+      <w:hyperlink w:history="1" r:id="rId0u2i3nazqfurod146jteq">
         <w:r>
           <w:rPr>
             <w:sz w:val="18"/>
@@ -280,7 +280,7 @@
         </w:rPr>
         <w:t xml:space="preserve">	</w:t>
       </w:r>
-      <w:hyperlink w:history="1" r:id="rIdmcu7p_dnrys7ezg2zezal">
+      <w:hyperlink w:history="1" r:id="rIdlhycdfyteehqgkbvdvtb4">
         <w:r>
           <w:rPr>
             <w:sz w:val="18"/>
@@ -398,7 +398,7 @@
         </w:rPr>
         <w:t xml:space="preserve">	</w:t>
       </w:r>
-      <w:hyperlink w:history="1" r:id="rIdcgxqihvmqjzfgvo2j-fqa">
+      <w:hyperlink w:history="1" r:id="rId5yvdmln3jfilr4szyvikz">
         <w:r>
           <w:rPr>
             <w:sz w:val="18"/>
@@ -580,7 +580,7 @@
         </w:rPr>
         <w:t xml:space="preserve">	</w:t>
       </w:r>
-      <w:hyperlink w:history="1" r:id="rIdx7-cl9p3unklmy5dpu_d3">
+      <w:hyperlink w:history="1" r:id="rIdlgzkxmgasuhetkc04c1te">
         <w:r>
           <w:rPr>
             <w:sz w:val="18"/>
@@ -1088,7 +1088,7 @@
         </w:rPr>
         <w:t xml:space="preserve">	</w:t>
       </w:r>
-      <w:hyperlink w:history="1" r:id="rId3pe3xyfecooas83koaqqc">
+      <w:hyperlink w:history="1" r:id="rId5o2aahii0w41o8kkjvukw">
         <w:r>
           <w:rPr>
             <w:sz w:val="18"/>
@@ -1154,7 +1154,7 @@
         </w:rPr>
         <w:t xml:space="preserve">	</w:t>
       </w:r>
-      <w:hyperlink w:history="1" r:id="rIdbl_yzeqvbhcyicxja7xol">
+      <w:hyperlink w:history="1" r:id="rIdirym38gqf2r3bhnmtntpx">
         <w:r>
           <w:rPr>
             <w:sz w:val="18"/>
@@ -1239,7 +1239,7 @@
         </w:rPr>
         <w:t xml:space="preserve">	</w:t>
       </w:r>
-      <w:hyperlink w:history="1" r:id="rIdoe693aa-uthenzvnkzkwu">
+      <w:hyperlink w:history="1" r:id="rIdwsnyuivsrwcjc7p8jwhtc">
         <w:r>
           <w:rPr>
             <w:sz w:val="18"/>
@@ -1336,7 +1336,7 @@
         </w:rPr>
         <w:t xml:space="preserve">	</w:t>
       </w:r>
-      <w:hyperlink w:history="1" r:id="rIdz5n6ytxnkxdcmr7hux5df">
+      <w:hyperlink w:history="1" r:id="rIdycamksd-hur_ktxbtiy9b">
         <w:r>
           <w:rPr>
             <w:sz w:val="18"/>
@@ -1480,7 +1480,7 @@
         </w:rPr>
         <w:t xml:space="preserve">	</w:t>
       </w:r>
-      <w:hyperlink w:history="1" r:id="rIdiephoqjyr9v_b13kur9bl">
+      <w:hyperlink w:history="1" r:id="rIdpshdbteitva6zx_ufi-29">
         <w:r>
           <w:rPr>
             <w:sz w:val="18"/>
@@ -1704,7 +1704,7 @@
         </w:rPr>
         <w:t xml:space="preserve">	</w:t>
       </w:r>
-      <w:hyperlink w:history="1" r:id="rId2i0e2wyzcmmt77k8q_npp">
+      <w:hyperlink w:history="1" r:id="rIdm6zophx061mo_ltojm1wp">
         <w:r>
           <w:rPr>
             <w:sz w:val="18"/>
